--- a/doc/resume.docx
+++ b/doc/resume.docx
@@ -3118,7 +3118,15 @@
           <w:sz w:val="20"/>
           <w:szCs w:val="20"/>
         </w:rPr>
-        <w:t>Programming Languages: Visual Basic, HTML, Javascript, Php, MQL5, Python, SQL</w:t>
+        <w:t xml:space="preserve">Programming Languages: Visual Basic, HTML, Javascript, Php, MQL5, Python, SQL, </w:t>
+      </w:r>
+      <w:r>
+        <w:rPr>
+          <w:rFonts w:ascii="Times New Roman" w:hAnsi="Times New Roman"/>
+          <w:sz w:val="20"/>
+          <w:szCs w:val="20"/>
+        </w:rPr>
+        <w:t>Go</w:t>
       </w:r>
     </w:p>
     <w:p>
@@ -3158,25 +3166,6 @@
           <w:szCs w:val="20"/>
         </w:rPr>
         <w:t>Technologies &amp; Libraries: Linux Debian, Laravel, Flask, Python Django, Django Ninja API, Flet, Podman, Numpy, Pandas, Polars, Matplotlib, Seaborn, Power BI, Scikit-learn, Gemini API</w:t>
-      </w:r>
-    </w:p>
-    <w:p>
-      <w:pPr>
-        <w:pStyle w:val="Normal"/>
-        <w:bidi w:val="0"/>
-        <w:jc w:val="left"/>
-        <w:rPr>
-          <w:rFonts w:ascii="Times New Roman" w:hAnsi="Times New Roman"/>
-          <w:sz w:val="20"/>
-          <w:szCs w:val="20"/>
-        </w:rPr>
-      </w:pPr>
-      <w:r>
-        <w:rPr>
-          <w:rFonts w:ascii="Times New Roman" w:hAnsi="Times New Roman"/>
-          <w:sz w:val="20"/>
-          <w:szCs w:val="20"/>
-        </w:rPr>
       </w:r>
     </w:p>
     <w:p>
@@ -3511,8 +3500,8 @@
       <w:u w:val="single"/>
     </w:rPr>
   </w:style>
-  <w:style w:type="character" w:styleId="Bullets">
-    <w:name w:val="Bullets"/>
+  <w:style w:type="character" w:styleId="Bulletsuser">
+    <w:name w:val="Bullets (user)"/>
     <w:qFormat/>
     <w:rPr>
       <w:rFonts w:ascii="OpenSymbol" w:hAnsi="OpenSymbol" w:eastAsia="OpenSymbol" w:cs="OpenSymbol"/>
